--- a/preprocess/mieutacode.docx
+++ b/preprocess/mieutacode.docx
@@ -546,6 +546,7 @@
       </w:r>
       <w:r>
         <w:rPr>
+          <w:noProof/>
           <w:lang w:val="vi-VN"/>
         </w:rPr>
         <w:drawing>
@@ -613,6 +614,7 @@
       </w:pPr>
       <w:r>
         <w:rPr>
+          <w:noProof/>
           <w:lang w:val="vi-VN"/>
         </w:rPr>
         <w:drawing>
@@ -687,6 +689,7 @@
       </w:r>
       <w:r>
         <w:rPr>
+          <w:noProof/>
           <w:lang w:val="vi-VN"/>
         </w:rPr>
         <w:drawing>
@@ -797,6 +800,7 @@
       </w:pPr>
       <w:r>
         <w:rPr>
+          <w:noProof/>
           <w:lang w:val="vi-VN"/>
         </w:rPr>
         <w:lastRenderedPageBreak/>
@@ -838,6 +842,7 @@
       </w:r>
       <w:r>
         <w:rPr>
+          <w:noProof/>
           <w:lang w:val="vi-VN"/>
         </w:rPr>
         <w:drawing>
@@ -878,6 +883,7 @@
       </w:r>
       <w:r>
         <w:rPr>
+          <w:noProof/>
           <w:lang w:val="vi-VN"/>
         </w:rPr>
         <w:drawing>
@@ -918,6 +924,7 @@
       </w:r>
       <w:r>
         <w:rPr>
+          <w:noProof/>
           <w:lang w:val="vi-VN"/>
         </w:rPr>
         <w:drawing>
@@ -958,6 +965,7 @@
       </w:r>
       <w:r>
         <w:rPr>
+          <w:noProof/>
           <w:lang w:val="vi-VN"/>
         </w:rPr>
         <w:lastRenderedPageBreak/>
@@ -1041,6 +1049,7 @@
       </w:pPr>
       <w:r>
         <w:rPr>
+          <w:noProof/>
           <w:lang w:val="vi-VN"/>
         </w:rPr>
         <w:drawing>
@@ -1083,6 +1092,88 @@
     <w:p>
       <w:pPr>
         <w:pStyle w:val="ListParagraph"/>
+        <w:ind w:left="1440"/>
+        <w:rPr>
+          <w:lang w:val="vi-VN"/>
+        </w:rPr>
+      </w:pPr>
+      <w:r>
+        <w:rPr>
+          <w:lang w:val="vi-VN"/>
+        </w:rPr>
+        <w:t xml:space="preserve">Dựa trên ma trận tương quan (Correlation Matrix), ta thấy mức tiêu thụ điện năng (Max_Power) chịu ảnh hưởng mạnh mẽ nhất từ Memory_Bandwidth </w:t>
+      </w:r>
+      <w:r>
+        <w:rPr>
+          <w:lang w:val="vi-VN"/>
+        </w:rPr>
+        <w:t>r=0.814</w:t>
+      </w:r>
+      <w:r>
+        <w:rPr>
+          <w:lang w:val="vi-VN"/>
+        </w:rPr>
+        <w:t>) và ROPs (r = 0.736)</w:t>
+      </w:r>
+      <w:r>
+        <w:rPr>
+          <w:lang w:val="vi-VN"/>
+        </w:rPr>
+        <w:t xml:space="preserve"> và TMUs (r=0.690)</w:t>
+      </w:r>
+      <w:r>
+        <w:rPr>
+          <w:lang w:val="vi-VN"/>
+        </w:rPr>
+        <w:t>. Điều này chứng tỏ khả năng xử lý đồ họa khối lượng lớn và băng thông bộ nhớ là những yếu tố chính gây tốn điện.Ngược lại, Core_Speed chỉ có tương quan yếu với công suất (r = 0.269$), cho thấy xung nhịp thuần túy không phải là 'thủ phạm' chính gây ngốn điện.</w:t>
+      </w:r>
+      <w:r>
+        <w:rPr>
+          <w:lang w:val="vi-VN"/>
+        </w:rPr>
+        <w:t>Ngoài ra có thể thấy s</w:t>
+      </w:r>
+      <w:r>
+        <w:rPr>
+          <w:lang w:val="vi-VN"/>
+        </w:rPr>
+        <w:t xml:space="preserve">ự tương quan rất cao giữa Memory_Bandwidth và </w:t>
+      </w:r>
+      <w:r>
+        <w:rPr>
+          <w:lang w:val="vi-VN"/>
+        </w:rPr>
+        <w:lastRenderedPageBreak/>
+        <w:t xml:space="preserve">ROPs </w:t>
+      </w:r>
+      <w:r>
+        <w:rPr>
+          <w:lang w:val="vi-VN"/>
+        </w:rPr>
+        <w:t xml:space="preserve">và TMUs </w:t>
+      </w:r>
+      <w:r>
+        <w:rPr>
+          <w:lang w:val="vi-VN"/>
+        </w:rPr>
+        <w:t xml:space="preserve">cảnh báo hiện tượng Đa cộng tuyến (Multicollinearity). Đây là căn cứ quan trọng để </w:t>
+      </w:r>
+      <w:r>
+        <w:rPr>
+          <w:lang w:val="vi-VN"/>
+        </w:rPr>
+        <w:t xml:space="preserve">nhóm </w:t>
+      </w:r>
+      <w:r>
+        <w:rPr>
+          <w:lang w:val="vi-VN"/>
+        </w:rPr>
+        <w:t>sàng lọc biến khi xây dựng mô hình hồi quy ở phần sau</w:t>
+      </w:r>
+    </w:p>
+    <w:p>
+      <w:pPr>
+        <w:pStyle w:val="ListParagraph"/>
         <w:numPr>
           <w:ilvl w:val="1"/>
           <w:numId w:val="1"/>
@@ -1108,9 +1199,9 @@
       </w:pPr>
       <w:r>
         <w:rPr>
-          <w:lang w:val="vi-VN"/>
-        </w:rPr>
-        <w:lastRenderedPageBreak/>
+          <w:noProof/>
+          <w:lang w:val="vi-VN"/>
+        </w:rPr>
         <w:drawing>
           <wp:inline distT="0" distB="0" distL="0" distR="0" wp14:anchorId="309A3623" wp14:editId="271B9EF4">
             <wp:extent cx="2657494" cy="2667019"/>
@@ -1250,6 +1341,7 @@
         <w:rPr>
           <w:lang w:val="vi-VN"/>
         </w:rPr>
+        <w:lastRenderedPageBreak/>
         <w:t>Scatter plot để xem xét max power so với 1 số biến khác</w:t>
       </w:r>
       <w:r>
@@ -1310,7 +1402,6 @@
         <w:rPr>
           <w:lang w:val="vi-VN"/>
         </w:rPr>
-        <w:lastRenderedPageBreak/>
         <w:t>Nhận xét: ĐR5&gt;...&gt;DDR2</w:t>
       </w:r>
       <w:r>
@@ -1358,8 +1449,10 @@
       </w:pPr>
       <w:r>
         <w:rPr>
-          <w:lang w:val="vi-VN"/>
-        </w:rPr>
+          <w:noProof/>
+          <w:lang w:val="vi-VN"/>
+        </w:rPr>
+        <w:lastRenderedPageBreak/>
         <w:drawing>
           <wp:inline distT="0" distB="0" distL="0" distR="0" wp14:anchorId="518FB878" wp14:editId="11A4BEAB">
             <wp:extent cx="2695595" cy="5381664"/>
@@ -1463,43 +1556,43 @@
         <w:rPr>
           <w:lang w:val="vi-VN"/>
         </w:rPr>
+        <w:t>Laptop GPU (Đường màu đỏ): Tập trung ở ngưỡng điện năng thấp và xung nhịp trung bình. Đường hồi quy của Laptop thấp hơn, phản ánh giới hạn về nhiệt và pin trên thiết bị di động.</w:t>
+      </w:r>
+    </w:p>
+    <w:p>
+      <w:pPr>
+        <w:pStyle w:val="ListParagraph"/>
+        <w:ind w:left="1440"/>
+        <w:rPr>
+          <w:lang w:val="vi-VN"/>
+        </w:rPr>
+      </w:pPr>
+      <w:r>
+        <w:rPr>
+          <w:lang w:val="vi-VN"/>
+        </w:rPr>
+        <w:t xml:space="preserve">Có một dải các điểm Desktop tập trung theo trục đứng tại mốc xung nhịp ~1000 MHz . Điều này chứng tỏ Core Speed không phải là yếu tố duy nhất quyết định điện </w:t>
+      </w:r>
+      <w:r>
+        <w:rPr>
+          <w:lang w:val="vi-VN"/>
+        </w:rPr>
+        <w:t>năng.</w:t>
+      </w:r>
+    </w:p>
+    <w:p>
+      <w:pPr>
+        <w:pStyle w:val="ListParagraph"/>
+        <w:ind w:left="1440"/>
+        <w:rPr>
+          <w:lang w:val="vi-VN"/>
+        </w:rPr>
+      </w:pPr>
+      <w:r>
+        <w:rPr>
+          <w:lang w:val="vi-VN"/>
+        </w:rPr>
         <w:lastRenderedPageBreak/>
-        <w:t>Laptop GPU (Đường màu đỏ): Tập trung ở ngưỡng điện năng thấp và xung nhịp trung bình. Đường hồi quy của Laptop thấp hơn, phản ánh giới hạn về nhiệt và pin trên thiết bị di động.</w:t>
-      </w:r>
-    </w:p>
-    <w:p>
-      <w:pPr>
-        <w:pStyle w:val="ListParagraph"/>
-        <w:ind w:left="1440"/>
-        <w:rPr>
-          <w:lang w:val="vi-VN"/>
-        </w:rPr>
-      </w:pPr>
-      <w:r>
-        <w:rPr>
-          <w:lang w:val="vi-VN"/>
-        </w:rPr>
-        <w:t xml:space="preserve">Có một dải các điểm Desktop tập trung theo trục đứng tại mốc xung nhịp ~1000 MHz . Điều này chứng tỏ Core Speed không phải là yếu tố duy nhất quyết định điện </w:t>
-      </w:r>
-      <w:r>
-        <w:rPr>
-          <w:lang w:val="vi-VN"/>
-        </w:rPr>
-        <w:t>năng.</w:t>
-      </w:r>
-    </w:p>
-    <w:p>
-      <w:pPr>
-        <w:pStyle w:val="ListParagraph"/>
-        <w:ind w:left="1440"/>
-        <w:rPr>
-          <w:lang w:val="vi-VN"/>
-        </w:rPr>
-      </w:pPr>
-      <w:r>
-        <w:rPr>
-          <w:lang w:val="vi-VN"/>
-        </w:rPr>
         <w:t>b/</w:t>
       </w:r>
     </w:p>

--- a/preprocess/mieutacode.docx
+++ b/preprocess/mieutacode.docx
@@ -788,7 +788,16 @@
         <w:rPr>
           <w:lang w:val="vi-VN"/>
         </w:rPr>
-        <w:t>Histogram cho các biến còn lại</w:t>
+        <w:t>Histogram cho</w:t>
+      </w:r>
+      <w:r>
+        <w:t xml:space="preserve"> 1 vài</w:t>
+      </w:r>
+      <w:r>
+        <w:rPr>
+          <w:lang w:val="vi-VN"/>
+        </w:rPr>
+        <w:t xml:space="preserve"> biến còn lại</w:t>
       </w:r>
     </w:p>
     <w:p>
@@ -800,15 +809,14 @@
       </w:pPr>
       <w:r>
         <w:rPr>
-          <w:noProof/>
           <w:lang w:val="vi-VN"/>
         </w:rPr>
         <w:lastRenderedPageBreak/>
         <w:drawing>
-          <wp:inline distT="0" distB="0" distL="0" distR="0" wp14:anchorId="453F19B8" wp14:editId="51D915AE">
-            <wp:extent cx="2186691" cy="4404508"/>
-            <wp:effectExtent l="0" t="0" r="4445" b="0"/>
-            <wp:docPr id="11983259" name="Picture 1"/>
+          <wp:inline distT="0" distB="0" distL="0" distR="0" wp14:anchorId="44788BCE" wp14:editId="5A437AC3">
+            <wp:extent cx="2642901" cy="5105400"/>
+            <wp:effectExtent l="0" t="0" r="5080" b="0"/>
+            <wp:docPr id="1365107054" name="Picture 1"/>
             <wp:cNvGraphicFramePr>
               <a:graphicFrameLocks xmlns:a="http://schemas.openxmlformats.org/drawingml/2006/main" noChangeAspect="1"/>
             </wp:cNvGraphicFramePr>
@@ -816,7 +824,7 @@
               <a:graphicData uri="http://schemas.openxmlformats.org/drawingml/2006/picture">
                 <pic:pic xmlns:pic="http://schemas.openxmlformats.org/drawingml/2006/picture">
                   <pic:nvPicPr>
-                    <pic:cNvPr id="11983259" name=""/>
+                    <pic:cNvPr id="1365107054" name=""/>
                     <pic:cNvPicPr/>
                   </pic:nvPicPr>
                   <pic:blipFill>
@@ -828,7 +836,7 @@
                   <pic:spPr>
                     <a:xfrm>
                       <a:off x="0" y="0"/>
-                      <a:ext cx="2190707" cy="4412597"/>
+                      <a:ext cx="2643791" cy="5107119"/>
                     </a:xfrm>
                     <a:prstGeom prst="rect">
                       <a:avLst/>
@@ -842,14 +850,13 @@
       </w:r>
       <w:r>
         <w:rPr>
-          <w:noProof/>
           <w:lang w:val="vi-VN"/>
         </w:rPr>
         <w:drawing>
-          <wp:inline distT="0" distB="0" distL="0" distR="0" wp14:anchorId="38E59323" wp14:editId="64D58D35">
-            <wp:extent cx="2200275" cy="4416154"/>
-            <wp:effectExtent l="0" t="0" r="0" b="3810"/>
-            <wp:docPr id="1634824484" name="Picture 1"/>
+          <wp:inline distT="0" distB="0" distL="0" distR="0" wp14:anchorId="44D38845" wp14:editId="6C50CF92">
+            <wp:extent cx="2720759" cy="5190790"/>
+            <wp:effectExtent l="0" t="0" r="3810" b="0"/>
+            <wp:docPr id="101522256" name="Picture 1"/>
             <wp:cNvGraphicFramePr>
               <a:graphicFrameLocks xmlns:a="http://schemas.openxmlformats.org/drawingml/2006/main" noChangeAspect="1"/>
             </wp:cNvGraphicFramePr>
@@ -857,7 +864,7 @@
               <a:graphicData uri="http://schemas.openxmlformats.org/drawingml/2006/picture">
                 <pic:pic xmlns:pic="http://schemas.openxmlformats.org/drawingml/2006/picture">
                   <pic:nvPicPr>
-                    <pic:cNvPr id="1634824484" name=""/>
+                    <pic:cNvPr id="101522256" name=""/>
                     <pic:cNvPicPr/>
                   </pic:nvPicPr>
                   <pic:blipFill>
@@ -869,7 +876,7 @@
                   <pic:spPr>
                     <a:xfrm>
                       <a:off x="0" y="0"/>
-                      <a:ext cx="2208584" cy="4432830"/>
+                      <a:ext cx="2723671" cy="5196347"/>
                     </a:xfrm>
                     <a:prstGeom prst="rect">
                       <a:avLst/>
@@ -881,16 +888,30 @@
           </wp:inline>
         </w:drawing>
       </w:r>
-      <w:r>
+    </w:p>
+    <w:p>
+      <w:pPr>
+        <w:ind w:left="720"/>
         <w:rPr>
           <w:noProof/>
           <w:lang w:val="vi-VN"/>
         </w:rPr>
+      </w:pPr>
+      <w:r>
+        <w:rPr>
+          <w:noProof/>
+        </w:rPr>
+        <w:t xml:space="preserve">  </w:t>
+      </w:r>
+      <w:r>
+        <w:rPr>
+          <w:noProof/>
+        </w:rPr>
         <w:drawing>
-          <wp:inline distT="0" distB="0" distL="0" distR="0" wp14:anchorId="57FFC04D" wp14:editId="77F95B9F">
-            <wp:extent cx="1817789" cy="3609974"/>
-            <wp:effectExtent l="0" t="0" r="0" b="0"/>
-            <wp:docPr id="189819142" name="Picture 1"/>
+          <wp:inline distT="0" distB="0" distL="0" distR="0" wp14:anchorId="7E82B4ED" wp14:editId="7763DA96">
+            <wp:extent cx="2790845" cy="2714645"/>
+            <wp:effectExtent l="0" t="0" r="0" b="9525"/>
+            <wp:docPr id="1904396840" name="Picture 1"/>
             <wp:cNvGraphicFramePr>
               <a:graphicFrameLocks xmlns:a="http://schemas.openxmlformats.org/drawingml/2006/main" noChangeAspect="1"/>
             </wp:cNvGraphicFramePr>
@@ -898,7 +919,7 @@
               <a:graphicData uri="http://schemas.openxmlformats.org/drawingml/2006/picture">
                 <pic:pic xmlns:pic="http://schemas.openxmlformats.org/drawingml/2006/picture">
                   <pic:nvPicPr>
-                    <pic:cNvPr id="189819142" name=""/>
+                    <pic:cNvPr id="1904396840" name=""/>
                     <pic:cNvPicPr/>
                   </pic:nvPicPr>
                   <pic:blipFill>
@@ -910,7 +931,7 @@
                   <pic:spPr>
                     <a:xfrm>
                       <a:off x="0" y="0"/>
-                      <a:ext cx="1830135" cy="3634492"/>
+                      <a:ext cx="2790845" cy="2714645"/>
                     </a:xfrm>
                     <a:prstGeom prst="rect">
                       <a:avLst/>
@@ -922,104 +943,6 @@
           </wp:inline>
         </w:drawing>
       </w:r>
-      <w:r>
-        <w:rPr>
-          <w:noProof/>
-          <w:lang w:val="vi-VN"/>
-        </w:rPr>
-        <w:drawing>
-          <wp:inline distT="0" distB="0" distL="0" distR="0" wp14:anchorId="777304D0" wp14:editId="216B14BB">
-            <wp:extent cx="1795462" cy="3629125"/>
-            <wp:effectExtent l="0" t="0" r="0" b="0"/>
-            <wp:docPr id="608544299" name="Picture 1"/>
-            <wp:cNvGraphicFramePr>
-              <a:graphicFrameLocks xmlns:a="http://schemas.openxmlformats.org/drawingml/2006/main" noChangeAspect="1"/>
-            </wp:cNvGraphicFramePr>
-            <a:graphic xmlns:a="http://schemas.openxmlformats.org/drawingml/2006/main">
-              <a:graphicData uri="http://schemas.openxmlformats.org/drawingml/2006/picture">
-                <pic:pic xmlns:pic="http://schemas.openxmlformats.org/drawingml/2006/picture">
-                  <pic:nvPicPr>
-                    <pic:cNvPr id="608544299" name=""/>
-                    <pic:cNvPicPr/>
-                  </pic:nvPicPr>
-                  <pic:blipFill>
-                    <a:blip r:embed="rId18"/>
-                    <a:stretch>
-                      <a:fillRect/>
-                    </a:stretch>
-                  </pic:blipFill>
-                  <pic:spPr>
-                    <a:xfrm>
-                      <a:off x="0" y="0"/>
-                      <a:ext cx="1804154" cy="3646693"/>
-                    </a:xfrm>
-                    <a:prstGeom prst="rect">
-                      <a:avLst/>
-                    </a:prstGeom>
-                  </pic:spPr>
-                </pic:pic>
-              </a:graphicData>
-            </a:graphic>
-          </wp:inline>
-        </w:drawing>
-      </w:r>
-      <w:r>
-        <w:rPr>
-          <w:noProof/>
-          <w:lang w:val="vi-VN"/>
-        </w:rPr>
-        <w:lastRenderedPageBreak/>
-        <w:drawing>
-          <wp:inline distT="0" distB="0" distL="0" distR="0" wp14:anchorId="7CB93A8F" wp14:editId="69088DDC">
-            <wp:extent cx="2628919" cy="2676545"/>
-            <wp:effectExtent l="0" t="0" r="0" b="9525"/>
-            <wp:docPr id="1820001698" name="Picture 1"/>
-            <wp:cNvGraphicFramePr>
-              <a:graphicFrameLocks xmlns:a="http://schemas.openxmlformats.org/drawingml/2006/main" noChangeAspect="1"/>
-            </wp:cNvGraphicFramePr>
-            <a:graphic xmlns:a="http://schemas.openxmlformats.org/drawingml/2006/main">
-              <a:graphicData uri="http://schemas.openxmlformats.org/drawingml/2006/picture">
-                <pic:pic xmlns:pic="http://schemas.openxmlformats.org/drawingml/2006/picture">
-                  <pic:nvPicPr>
-                    <pic:cNvPr id="1820001698" name=""/>
-                    <pic:cNvPicPr/>
-                  </pic:nvPicPr>
-                  <pic:blipFill>
-                    <a:blip r:embed="rId19"/>
-                    <a:stretch>
-                      <a:fillRect/>
-                    </a:stretch>
-                  </pic:blipFill>
-                  <pic:spPr>
-                    <a:xfrm>
-                      <a:off x="0" y="0"/>
-                      <a:ext cx="2628919" cy="2676545"/>
-                    </a:xfrm>
-                    <a:prstGeom prst="rect">
-                      <a:avLst/>
-                    </a:prstGeom>
-                  </pic:spPr>
-                </pic:pic>
-              </a:graphicData>
-            </a:graphic>
-          </wp:inline>
-        </w:drawing>
-      </w:r>
-    </w:p>
-    <w:p>
-      <w:pPr>
-        <w:ind w:left="720"/>
-        <w:rPr>
-          <w:noProof/>
-          <w:lang w:val="vi-VN"/>
-        </w:rPr>
-      </w:pPr>
-      <w:r>
-        <w:rPr>
-          <w:noProof/>
-        </w:rPr>
-        <w:t xml:space="preserve">  </w:t>
-      </w:r>
     </w:p>
     <w:p>
       <w:pPr>
@@ -1036,6 +959,7 @@
         <w:rPr>
           <w:lang w:val="vi-VN"/>
         </w:rPr>
+        <w:lastRenderedPageBreak/>
         <w:t>Pair plot để xác định độ tương quan giữa các biến (ideal để phục vụ cho bài toán hồi quy để chọn biến) : chọn những biến có độ tg quan cao v biến mục tiêu để hồi quy và có độ tương quan thấp đối với nhau</w:t>
       </w:r>
     </w:p>
@@ -1068,7 +992,7 @@
                     <pic:cNvPicPr/>
                   </pic:nvPicPr>
                   <pic:blipFill>
-                    <a:blip r:embed="rId20"/>
+                    <a:blip r:embed="rId18"/>
                     <a:stretch>
                       <a:fillRect/>
                     </a:stretch>
@@ -1137,14 +1061,7 @@
         <w:rPr>
           <w:lang w:val="vi-VN"/>
         </w:rPr>
-        <w:t xml:space="preserve">ự tương quan rất cao giữa Memory_Bandwidth và </w:t>
-      </w:r>
-      <w:r>
-        <w:rPr>
-          <w:lang w:val="vi-VN"/>
-        </w:rPr>
-        <w:lastRenderedPageBreak/>
-        <w:t xml:space="preserve">ROPs </w:t>
+        <w:t xml:space="preserve">ự tương quan rất cao giữa Memory_Bandwidth và ROPs </w:t>
       </w:r>
       <w:r>
         <w:rPr>
@@ -1218,7 +1135,7 @@
                     <pic:cNvPicPr/>
                   </pic:nvPicPr>
                   <pic:blipFill>
-                    <a:blip r:embed="rId21"/>
+                    <a:blip r:embed="rId19"/>
                     <a:stretch>
                       <a:fillRect/>
                     </a:stretch>
@@ -1251,6 +1168,7 @@
         <w:rPr>
           <w:lang w:val="vi-VN"/>
         </w:rPr>
+        <w:lastRenderedPageBreak/>
         <w:t>Nhận xét: có thể thấy max power của desktop cao hơn khá nhiều so v laptop</w:t>
       </w:r>
     </w:p>
@@ -1341,7 +1259,6 @@
         <w:rPr>
           <w:lang w:val="vi-VN"/>
         </w:rPr>
-        <w:lastRenderedPageBreak/>
         <w:t>Scatter plot để xem xét max power so với 1 số biến khác</w:t>
       </w:r>
       <w:r>
@@ -1370,7 +1287,7 @@
                     <pic:cNvPicPr/>
                   </pic:nvPicPr>
                   <pic:blipFill>
-                    <a:blip r:embed="rId22"/>
+                    <a:blip r:embed="rId20"/>
                     <a:stretch>
                       <a:fillRect/>
                     </a:stretch>
@@ -1469,7 +1386,7 @@
                     <pic:cNvPicPr/>
                   </pic:nvPicPr>
                   <pic:blipFill>
-                    <a:blip r:embed="rId23"/>
+                    <a:blip r:embed="rId21"/>
                     <a:stretch>
                       <a:fillRect/>
                     </a:stretch>
